--- a/data/exports/kcet-thermodynamics_revision_notes.docx
+++ b/data/exports/kcet-thermodynamics_revision_notes.docx
@@ -189,7 +189,7 @@
                 <w:color w:val="2D3748"/>
                 <w:sz w:val="19"/>
               </w:rPr>
-              <w:t>Kcet Thermodynamics - Core Application</w:t>
+              <w:t>Enthalpy, Hess's Law &amp; Bond Energies</w:t>
             </w:r>
           </w:p>
         </w:tc>
@@ -209,7 +209,7 @@
               <w:rPr>
                 <w:sz w:val="19"/>
               </w:rPr>
-              <w:t>14 PYQs</w:t>
+              <w:t>8 PYQs</w:t>
             </w:r>
           </w:p>
         </w:tc>
@@ -230,7 +230,94 @@
                 <w:color w:val="718096"/>
                 <w:sz w:val="19"/>
               </w:rPr>
-              <w:t>General Concept</w:t>
+              <w:t>Thermochemistry</w:t>
+            </w:r>
+          </w:p>
+        </w:tc>
+      </w:tr>
+      <w:tr>
+        <w:tc>
+          <w:tcPr>
+            <w:tcW w:type="dxa" w:w="2160"/>
+            <w:shd w:fill="FFFFFF"/>
+            <w:tcMar>
+              <w:top w:w="80" w:type="dxa"/>
+              <w:bottom w:w="80" w:type="dxa"/>
+              <w:left w:w="150" w:type="dxa"/>
+              <w:right w:w="150" w:type="dxa"/>
+            </w:tcMar>
+          </w:tcPr>
+          <w:p>
+            <w:r>
+              <w:rPr>
+                <w:b/>
+                <w:color w:val="718096"/>
+                <w:sz w:val="19"/>
+              </w:rPr>
+              <w:t>Moderate</w:t>
+            </w:r>
+          </w:p>
+        </w:tc>
+        <w:tc>
+          <w:tcPr>
+            <w:tcW w:type="dxa" w:w="4320"/>
+            <w:shd w:fill="FFFFFF"/>
+            <w:tcMar>
+              <w:top w:w="80" w:type="dxa"/>
+              <w:bottom w:w="80" w:type="dxa"/>
+              <w:left w:w="150" w:type="dxa"/>
+              <w:right w:w="150" w:type="dxa"/>
+            </w:tcMar>
+          </w:tcPr>
+          <w:p>
+            <w:r>
+              <w:rPr>
+                <w:b/>
+                <w:color w:val="2D3748"/>
+                <w:sz w:val="19"/>
+              </w:rPr>
+              <w:t>Entropy &amp; Gibbs Free Energy Spontaneity</w:t>
+            </w:r>
+          </w:p>
+        </w:tc>
+        <w:tc>
+          <w:tcPr>
+            <w:tcW w:type="dxa" w:w="1728"/>
+            <w:shd w:fill="FFFFFF"/>
+            <w:tcMar>
+              <w:top w:w="80" w:type="dxa"/>
+              <w:bottom w:w="80" w:type="dxa"/>
+              <w:left w:w="150" w:type="dxa"/>
+              <w:right w:w="150" w:type="dxa"/>
+            </w:tcMar>
+          </w:tcPr>
+          <w:p>
+            <w:r>
+              <w:rPr>
+                <w:sz w:val="19"/>
+              </w:rPr>
+              <w:t>7 PYQs</w:t>
+            </w:r>
+          </w:p>
+        </w:tc>
+        <w:tc>
+          <w:tcPr>
+            <w:tcW w:type="dxa" w:w="1872"/>
+            <w:shd w:fill="FFFFFF"/>
+            <w:tcMar>
+              <w:top w:w="80" w:type="dxa"/>
+              <w:bottom w:w="80" w:type="dxa"/>
+              <w:left w:w="150" w:type="dxa"/>
+              <w:right w:w="150" w:type="dxa"/>
+            </w:tcMar>
+          </w:tcPr>
+          <w:p>
+            <w:r>
+              <w:rPr>
+                <w:color w:val="718096"/>
+                <w:sz w:val="19"/>
+              </w:rPr>
+              <w:t>Spontaneity</w:t>
             </w:r>
           </w:p>
         </w:tc>
@@ -311,6 +398,98 @@
           </w:p>
         </w:tc>
       </w:tr>
+      <w:tr>
+        <w:tc>
+          <w:tcPr>
+            <w:tcW w:type="dxa" w:w="3600"/>
+            <w:shd w:fill="F7FAFC"/>
+            <w:tcMar>
+              <w:top w:w="100" w:type="dxa"/>
+              <w:bottom w:w="100" w:type="dxa"/>
+              <w:left w:w="150" w:type="dxa"/>
+              <w:right w:w="150" w:type="dxa"/>
+            </w:tcMar>
+          </w:tcPr>
+          <w:p>
+            <w:r>
+              <w:rPr>
+                <w:b/>
+                <w:color w:val="1A365D"/>
+                <w:sz w:val="19"/>
+              </w:rPr>
+              <w:t>Enthalpy, Hess's Law &amp; Bond Energies</w:t>
+            </w:r>
+          </w:p>
+        </w:tc>
+        <w:tc>
+          <w:tcPr>
+            <w:tcW w:type="dxa" w:w="6480"/>
+            <w:shd w:fill="F7FAFC"/>
+            <w:tcMar>
+              <w:top w:w="100" w:type="dxa"/>
+              <w:bottom w:w="100" w:type="dxa"/>
+              <w:left w:w="150" w:type="dxa"/>
+              <w:right w:w="150" w:type="dxa"/>
+            </w:tcMar>
+          </w:tcPr>
+          <w:p>
+            <w:r>
+              <w:rPr>
+                <w:rFonts w:ascii="Cambria Math" w:hAnsi="Cambria Math"/>
+                <w:color w:val="2D3748"/>
+                <w:sz w:val="19"/>
+              </w:rPr>
+              <w:t>\Delta H = \Delta U + \Delta n_g RT, \quad \Delta_r H^\circ = \Sigma \Delta_f H^\circ(\text{products}) - \Sigma \Delta_f H^\circ(\text{reactants})</w:t>
+            </w:r>
+          </w:p>
+        </w:tc>
+      </w:tr>
+      <w:tr>
+        <w:tc>
+          <w:tcPr>
+            <w:tcW w:type="dxa" w:w="3600"/>
+            <w:shd w:fill="FFFFFF"/>
+            <w:tcMar>
+              <w:top w:w="100" w:type="dxa"/>
+              <w:bottom w:w="100" w:type="dxa"/>
+              <w:left w:w="150" w:type="dxa"/>
+              <w:right w:w="150" w:type="dxa"/>
+            </w:tcMar>
+          </w:tcPr>
+          <w:p>
+            <w:r>
+              <w:rPr>
+                <w:b/>
+                <w:color w:val="1A365D"/>
+                <w:sz w:val="19"/>
+              </w:rPr>
+              <w:t>Entropy &amp; Gibbs Free Energy Spontaneity</w:t>
+            </w:r>
+          </w:p>
+        </w:tc>
+        <w:tc>
+          <w:tcPr>
+            <w:tcW w:type="dxa" w:w="6480"/>
+            <w:shd w:fill="FFFFFF"/>
+            <w:tcMar>
+              <w:top w:w="100" w:type="dxa"/>
+              <w:bottom w:w="100" w:type="dxa"/>
+              <w:left w:w="150" w:type="dxa"/>
+              <w:right w:w="150" w:type="dxa"/>
+            </w:tcMar>
+          </w:tcPr>
+          <w:p>
+            <w:r>
+              <w:rPr>
+                <w:rFonts w:ascii="Cambria Math" w:hAnsi="Cambria Math"/>
+                <w:color w:val="2D3748"/>
+                <w:sz w:val="19"/>
+              </w:rPr>
+              <w:t>\Delta G = \Delta H - T\Delta S, \quad \Delta S_{\text{univ}} = \Delta S_{\text{sys}} + \Delta S_{\text{surr}} &gt; 0, \quad \Delta G^\circ = -RT\ln K</w:t>
+            </w:r>
+          </w:p>
+        </w:tc>
+      </w:tr>
     </w:tbl>
     <w:p>
       <w:pPr>
@@ -338,7 +517,7 @@
           <w:color w:val="2B6CB0"/>
           <w:sz w:val="24"/>
         </w:rPr>
-        <w:t>3.1 Kcet Thermodynamics - Core Application (High Yield — 14 PYQs)</w:t>
+        <w:t>3.1 Enthalpy, Hess's Law &amp; Bond Energies (High Yield — 8 PYQs)</w:t>
       </w:r>
     </w:p>
     <w:p>
@@ -353,7 +532,7 @@
         <w:rPr>
           <w:sz w:val="20"/>
         </w:rPr>
-        <w:t>Key problem pattern in Kcet Thermodynamics.</w:t>
+        <w:t>State functions, standard enthalpy of formation, Hess's law of constant heat summation, and bond energy calculations.</w:t>
       </w:r>
     </w:p>
     <w:tbl>
@@ -391,7 +570,7 @@
                 <w:color w:val="2D3748"/>
                 <w:sz w:val="19"/>
               </w:rPr>
-              <w:t>Watch for algebraic and sign errors.</w:t>
+              <w:t>Standard enthalpy of formation Δ_f H° of pure elements in their standard reference state is strictly ZERO (e.g. O_(2(g)), C_(graphite)).</w:t>
             </w:r>
           </w:p>
         </w:tc>
@@ -432,7 +611,215 @@
                 <w:color w:val="2D3748"/>
                 <w:sz w:val="19"/>
               </w:rPr>
-              <w:t>Verify dimensions and boundary conditions.</w:t>
+              <w:t>When using bond enthalpies: Δ H_(reaction) = Σ BE(bonds broken in reactants) - Σ BE(bonds formed in products).</w:t>
+            </w:r>
+          </w:p>
+        </w:tc>
+      </w:tr>
+    </w:tbl>
+    <w:p>
+      <w:pPr>
+        <w:spacing w:before="120" w:after="40"/>
+      </w:pPr>
+      <w:r>
+        <w:rPr>
+          <w:b/>
+          <w:color w:val="1A365D"/>
+          <w:sz w:val="19"/>
+        </w:rPr>
+        <w:t>Source PYQs testing this concept:</w:t>
+      </w:r>
+    </w:p>
+    <w:p>
+      <w:pPr>
+        <w:pStyle w:val="ListBullet"/>
+        <w:spacing w:after="40"/>
+      </w:pPr>
+      <w:r>
+        <w:rPr>
+          <w:b/>
+          <w:sz w:val="18"/>
+        </w:rPr>
+        <w:t xml:space="preserve">[2025 Shift] Q#1 (MCQ): </w:t>
+      </w:r>
+      <w:r>
+        <w:rPr>
+          <w:sz w:val="18"/>
+        </w:rPr>
+        <w:t xml:space="preserve">"Which one of the following reactions has Δ H=Δ U ?..."  </w:t>
+      </w:r>
+      <w:r>
+        <w:rPr>
+          <w:b/>
+          <w:color w:val="2B6CB0"/>
+          <w:sz w:val="18"/>
+        </w:rPr>
+        <w:t>[Ans: N/A]</w:t>
+      </w:r>
+    </w:p>
+    <w:p>
+      <w:pPr>
+        <w:pStyle w:val="ListBullet"/>
+        <w:spacing w:after="40"/>
+      </w:pPr>
+      <w:r>
+        <w:rPr>
+          <w:b/>
+          <w:sz w:val="18"/>
+        </w:rPr>
+        <w:t xml:space="preserve">[2025 Shift] Q#2 (MCQ): </w:t>
+      </w:r>
+      <w:r>
+        <w:rPr>
+          <w:sz w:val="18"/>
+        </w:rPr>
+        <w:t xml:space="preserve">"Identify the incorrect statements among the following: (a) All enthalpies of fusion are positive (b) The magnitude of enthalpy change does n..."  </w:t>
+      </w:r>
+      <w:r>
+        <w:rPr>
+          <w:b/>
+          <w:color w:val="2B6CB0"/>
+          <w:sz w:val="18"/>
+        </w:rPr>
+        <w:t>[Ans: N/A]</w:t>
+      </w:r>
+    </w:p>
+    <w:p>
+      <w:pPr>
+        <w:pStyle w:val="ListBullet"/>
+        <w:spacing w:after="40"/>
+      </w:pPr>
+      <w:r>
+        <w:rPr>
+          <w:b/>
+          <w:sz w:val="18"/>
+        </w:rPr>
+        <w:t xml:space="preserve">[2025 Shift] Q#4 (MCQ): </w:t>
+      </w:r>
+      <w:r>
+        <w:rPr>
+          <w:sz w:val="18"/>
+        </w:rPr>
+        <w:t xml:space="preserve">"Given below are two statements. Statement-I : Adiabatic work done is positive when work is done on the system and internal energy of the sys..."  </w:t>
+      </w:r>
+      <w:r>
+        <w:rPr>
+          <w:b/>
+          <w:color w:val="2B6CB0"/>
+          <w:sz w:val="18"/>
+        </w:rPr>
+        <w:t>[Ans: N/A]</w:t>
+      </w:r>
+    </w:p>
+    <w:p>
+      <w:pPr>
+        <w:spacing w:after="120"/>
+      </w:pPr>
+    </w:p>
+    <w:p>
+      <w:pPr>
+        <w:pStyle w:val="Heading2"/>
+      </w:pPr>
+      <w:r>
+        <w:rPr>
+          <w:color w:val="2B6CB0"/>
+          <w:sz w:val="24"/>
+        </w:rPr>
+        <w:t>3.2 Entropy &amp; Gibbs Free Energy Spontaneity (Moderate Yield — 7 PYQs)</w:t>
+      </w:r>
+    </w:p>
+    <w:p>
+      <w:r>
+        <w:rPr>
+          <w:b/>
+          <w:sz w:val="20"/>
+        </w:rPr>
+        <w:t xml:space="preserve">Core Principle: </w:t>
+      </w:r>
+      <w:r>
+        <w:rPr>
+          <w:sz w:val="20"/>
+        </w:rPr>
+        <w:t>Second and third laws of thermodynamics, entropy changes in phase transitions, and Gibbs criteria for spontaneous change.</w:t>
+      </w:r>
+    </w:p>
+    <w:tbl>
+      <w:tblPr>
+        <w:tblW w:type="auto" w:w="0"/>
+        <w:jc w:val="center"/>
+        <w:tblLook w:firstColumn="1" w:firstRow="1" w:lastColumn="0" w:lastRow="0" w:noHBand="0" w:noVBand="1" w:val="04A0"/>
+      </w:tblPr>
+      <w:tblGrid>
+        <w:gridCol w:w="10080"/>
+      </w:tblGrid>
+      <w:tr>
+        <w:tc>
+          <w:tcPr>
+            <w:tcW w:type="dxa" w:w="10080"/>
+            <w:shd w:fill="FFF5F5"/>
+            <w:tcMar>
+              <w:top w:w="100" w:type="dxa"/>
+              <w:bottom w:w="100" w:type="dxa"/>
+              <w:left w:w="150" w:type="dxa"/>
+              <w:right w:w="150" w:type="dxa"/>
+            </w:tcMar>
+          </w:tcPr>
+          <w:p>
+            <w:r>
+              <w:rPr>
+                <w:b/>
+                <w:color w:val="C53030"/>
+                <w:sz w:val="19"/>
+              </w:rPr>
+              <w:t xml:space="preserve">⚠️ Common Trap / JEE Pitfall: </w:t>
+            </w:r>
+            <w:r>
+              <w:rPr>
+                <w:color w:val="2D3748"/>
+                <w:sz w:val="19"/>
+              </w:rPr>
+              <w:t>For an endothermic reaction (Δ H &gt; 0) with Δ S &gt; 0, the reaction is spontaneous ONLY at HIGH temperatures where T &gt; (Δ H / Δ S).</w:t>
+            </w:r>
+          </w:p>
+        </w:tc>
+      </w:tr>
+    </w:tbl>
+    <w:tbl>
+      <w:tblPr>
+        <w:tblW w:type="auto" w:w="0"/>
+        <w:jc w:val="center"/>
+        <w:tblLook w:firstColumn="1" w:firstRow="1" w:lastColumn="0" w:lastRow="0" w:noHBand="0" w:noVBand="1" w:val="04A0"/>
+      </w:tblPr>
+      <w:tblGrid>
+        <w:gridCol w:w="10080"/>
+      </w:tblGrid>
+      <w:tr>
+        <w:tc>
+          <w:tcPr>
+            <w:tcW w:type="dxa" w:w="10080"/>
+            <w:shd w:fill="F0FFF4"/>
+            <w:tcMar>
+              <w:top w:w="100" w:type="dxa"/>
+              <w:bottom w:w="100" w:type="dxa"/>
+              <w:left w:w="150" w:type="dxa"/>
+              <w:right w:w="150" w:type="dxa"/>
+            </w:tcMar>
+          </w:tcPr>
+          <w:p>
+            <w:r>
+              <w:rPr>
+                <w:b/>
+                <w:color w:val="276749"/>
+                <w:sz w:val="19"/>
+              </w:rPr>
+              <w:t xml:space="preserve">💡 Speed Hack / Trick: </w:t>
+            </w:r>
+            <w:r>
+              <w:rPr>
+                <w:color w:val="2D3748"/>
+                <w:sz w:val="19"/>
+              </w:rPr>
+              <w:t>At equilibrium: Δ G = 0 \implies T_(equilibrium) = (Δ H / Δ S).</w:t>
             </w:r>
           </w:p>
         </w:tc>
@@ -660,6 +1047,127 @@
               <w:t>Solution Analysis:</w:t>
               <w:br/>
               <w:t>By the first law of thermodynamics, Δ U=Q-W Here, Q is the heat supplied to the system, and W is the work done by the system. For path ACB: Heat added, Q_(ACB)=60 J Work done, W_(ACB)=30 J So, Δ U=60-30=30 J The change in internal energy depends only on the initial state A and final state B. It does not depend on the path followed. So, for path ADB also, Δ U=30 J For path ADB: Work done, W_(ADB)=10 J Using the first law again, Δ U=Q_(ADB)-W_(ADB) 30=Q_(ADB)-10 Q_(ADB)=30+10=40 J The heat flow into the system in path ADB is 40 J.</w:t>
+            </w:r>
+          </w:p>
+        </w:tc>
+      </w:tr>
+    </w:tbl>
+    <w:p>
+      <w:pPr>
+        <w:spacing w:after="120"/>
+      </w:pPr>
+    </w:p>
+    <w:p>
+      <w:pPr>
+        <w:spacing w:before="160" w:after="40"/>
+      </w:pPr>
+      <w:r>
+        <w:rPr>
+          <w:b/>
+          <w:color w:val="1A365D"/>
+          <w:sz w:val="22"/>
+        </w:rPr>
+        <w:t>Benchmark Problem 2: KCET 2025 (Q#1)</w:t>
+      </w:r>
+    </w:p>
+    <w:p>
+      <w:pPr>
+        <w:spacing w:after="80"/>
+      </w:pPr>
+      <w:r>
+        <w:rPr>
+          <w:sz w:val="20"/>
+        </w:rPr>
+        <w:t>Which one of the following reactions has Δ H=Δ U ?</w:t>
+      </w:r>
+    </w:p>
+    <w:p>
+      <w:pPr>
+        <w:pStyle w:val="ListBullet"/>
+        <w:spacing w:after="20"/>
+      </w:pPr>
+      <w:r>
+        <w:rPr>
+          <w:sz w:val="19"/>
+        </w:rPr>
+        <w:t>(A) CaCO_(3)(s)vec(→ ≤ ftarrow)CaO(s)+CO_(2)(g)</w:t>
+      </w:r>
+    </w:p>
+    <w:p>
+      <w:pPr>
+        <w:pStyle w:val="ListBullet"/>
+        <w:spacing w:after="20"/>
+      </w:pPr>
+      <w:r>
+        <w:rPr>
+          <w:sz w:val="19"/>
+        </w:rPr>
+        <w:t>(B) C_(6)H_(6)(I)+(15 / 2)O_(2)(g) → 6CO_(2)(g)+3H_(2)O(I)</w:t>
+      </w:r>
+    </w:p>
+    <w:p>
+      <w:pPr>
+        <w:pStyle w:val="ListBullet"/>
+        <w:spacing w:after="20"/>
+      </w:pPr>
+      <w:r>
+        <w:rPr>
+          <w:sz w:val="19"/>
+        </w:rPr>
+        <w:t>(C) 2HI(g) ⇌ H_(2)(g)+I_(2)(g)</w:t>
+      </w:r>
+    </w:p>
+    <w:p>
+      <w:pPr>
+        <w:pStyle w:val="ListBullet"/>
+        <w:spacing w:after="20"/>
+      </w:pPr>
+      <w:r>
+        <w:rPr>
+          <w:sz w:val="19"/>
+        </w:rPr>
+        <w:t>(D) N_(2)(g)+3H_(2)(g) ⇌ 2NH_(3)(g)</w:t>
+      </w:r>
+    </w:p>
+    <w:tbl>
+      <w:tblPr>
+        <w:tblW w:type="auto" w:w="0"/>
+        <w:jc w:val="center"/>
+        <w:tblLook w:firstColumn="1" w:firstRow="1" w:lastColumn="0" w:lastRow="0" w:noHBand="0" w:noVBand="1" w:val="04A0"/>
+      </w:tblPr>
+      <w:tblGrid>
+        <w:gridCol w:w="10080"/>
+      </w:tblGrid>
+      <w:tr>
+        <w:tc>
+          <w:tcPr>
+            <w:tcW w:type="dxa" w:w="10080"/>
+            <w:shd w:fill="F7FAFC"/>
+            <w:tcMar>
+              <w:top w:w="100" w:type="dxa"/>
+              <w:bottom w:w="100" w:type="dxa"/>
+              <w:left w:w="150" w:type="dxa"/>
+              <w:right w:w="150" w:type="dxa"/>
+            </w:tcMar>
+          </w:tcPr>
+          <w:p>
+            <w:r>
+              <w:rPr>
+                <w:b/>
+                <w:color w:val="1A365D"/>
+                <w:sz w:val="19"/>
+              </w:rPr>
+              <w:t>Correct Answer: None</w:t>
+              <w:br/>
+            </w:r>
+            <w:r>
+              <w:rPr>
+                <w:color w:val="2D3748"/>
+                <w:sz w:val="18"/>
+              </w:rPr>
+              <w:t>Solution Analysis:</w:t>
+              <w:br/>
+              <w:t>To determine which reaction has Δ H=Δ U , we use the equation: Δ H=Δ U+Δ n_(g) · RT Where: Δ H is the change in enthalpy. Δ U is the change in internal energy. Δ n_(g) is the change in the number of moles of gas. R is the ideal gas constant. T is the temperature in Kelvin. For the reaction: 2HI_((g)) ⇌ H_(2(g))+I_(2(g)) The change in the number of moles of gas ( Δ n_(g) ) can be calculated as follows: On the reactant side, there are 2 moles of gas. On the product side, there are 1 mole of H_(2) plus 1 mole of I_(2) , totaling 2 moles. Thus, Δ n_(g)=2-2=0 . Since Δ n_(g)=0 , it follows that: Δ H=Δ U Therefore, for this reaction, the change in enthalpy is equal to the change in internal energy.</w:t>
             </w:r>
           </w:p>
         </w:tc>

--- a/data/exports/kcet-thermodynamics_revision_notes.docx
+++ b/data/exports/kcet-thermodynamics_revision_notes.docx
@@ -13,7 +13,7 @@
           <w:color w:val="1A365D"/>
           <w:sz w:val="44"/>
         </w:rPr>
-        <w:t>JEE MAIN REVISION MASTER: THERMODYNAMICS 2026 3 QUESTIONS 5% WEIGHTAGE</w:t>
+        <w:t>JEE MAIN REVISION MASTER: THERMODYNAMICS</w:t>
       </w:r>
     </w:p>
     <w:p>
@@ -296,7 +296,7 @@
               <w:rPr>
                 <w:sz w:val="19"/>
               </w:rPr>
-              <w:t>7 PYQs</w:t>
+              <w:t>6 PYQs</w:t>
             </w:r>
           </w:p>
         </w:tc>
@@ -640,6 +640,33 @@
           <w:b/>
           <w:sz w:val="18"/>
         </w:rPr>
+        <w:t xml:space="preserve">[2026 Shift] Q#1 (MCQ): </w:t>
+      </w:r>
+      <w:r>
+        <w:rPr>
+          <w:sz w:val="18"/>
+        </w:rPr>
+        <w:t xml:space="preserve">"A gas can be taken from A to B via two different paths ACB and ADB. When path ACB is used, 60 J of heat flows into the system and 30 J o..."  </w:t>
+      </w:r>
+      <w:r>
+        <w:rPr>
+          <w:b/>
+          <w:color w:val="2B6CB0"/>
+          <w:sz w:val="18"/>
+        </w:rPr>
+        <w:t>[Ans: N/A]</w:t>
+      </w:r>
+    </w:p>
+    <w:p>
+      <w:pPr>
+        <w:pStyle w:val="ListBullet"/>
+        <w:spacing w:after="40"/>
+      </w:pPr>
+      <w:r>
+        <w:rPr>
+          <w:b/>
+          <w:sz w:val="18"/>
+        </w:rPr>
         <w:t xml:space="preserve">[2025 Shift] Q#1 (MCQ): </w:t>
       </w:r>
       <w:r>
@@ -686,33 +713,6 @@
     </w:p>
     <w:p>
       <w:pPr>
-        <w:pStyle w:val="ListBullet"/>
-        <w:spacing w:after="40"/>
-      </w:pPr>
-      <w:r>
-        <w:rPr>
-          <w:b/>
-          <w:sz w:val="18"/>
-        </w:rPr>
-        <w:t xml:space="preserve">[2025 Shift] Q#4 (MCQ): </w:t>
-      </w:r>
-      <w:r>
-        <w:rPr>
-          <w:sz w:val="18"/>
-        </w:rPr>
-        <w:t xml:space="preserve">"Given below are two statements. Statement-I : Adiabatic work done is positive when work is done on the system and internal energy of the sys..."  </w:t>
-      </w:r>
-      <w:r>
-        <w:rPr>
-          <w:b/>
-          <w:color w:val="2B6CB0"/>
-          <w:sz w:val="18"/>
-        </w:rPr>
-        <w:t>[Ans: N/A]</w:t>
-      </w:r>
-    </w:p>
-    <w:p>
-      <w:pPr>
         <w:spacing w:after="120"/>
       </w:pPr>
     </w:p>
@@ -725,7 +725,7 @@
           <w:color w:val="2B6CB0"/>
           <w:sz w:val="24"/>
         </w:rPr>
-        <w:t>3.2 Entropy &amp; Gibbs Free Energy Spontaneity (Moderate Yield — 7 PYQs)</w:t>
+        <w:t>3.2 Entropy &amp; Gibbs Free Energy Spontaneity (Moderate Yield — 6 PYQs)</w:t>
       </w:r>
     </w:p>
     <w:p>
@@ -848,33 +848,6 @@
           <w:b/>
           <w:sz w:val="18"/>
         </w:rPr>
-        <w:t xml:space="preserve">[2026 Shift] Q#1 (MCQ): </w:t>
-      </w:r>
-      <w:r>
-        <w:rPr>
-          <w:sz w:val="18"/>
-        </w:rPr>
-        <w:t xml:space="preserve">"A gas can be taken from A to B via two different paths ACB and ADB. When path ACB is used, 60 J of heat flows into the system and 30 J o..."  </w:t>
-      </w:r>
-      <w:r>
-        <w:rPr>
-          <w:b/>
-          <w:color w:val="2B6CB0"/>
-          <w:sz w:val="18"/>
-        </w:rPr>
-        <w:t>[Ans: N/A]</w:t>
-      </w:r>
-    </w:p>
-    <w:p>
-      <w:pPr>
-        <w:pStyle w:val="ListBullet"/>
-        <w:spacing w:after="40"/>
-      </w:pPr>
-      <w:r>
-        <w:rPr>
-          <w:b/>
-          <w:sz w:val="18"/>
-        </w:rPr>
         <w:t xml:space="preserve">[2026 Shift] Q#2 (MCQ): </w:t>
       </w:r>
       <w:r>
@@ -909,6 +882,33 @@
           <w:sz w:val="18"/>
         </w:rPr>
         <w:t xml:space="preserve">"A: Entropy of a perfect crystalline solid at absolute zero approaches zero. B: For spontaneity of a reaction, TΔ S&gt;Δ H . Among t..."  </w:t>
+      </w:r>
+      <w:r>
+        <w:rPr>
+          <w:b/>
+          <w:color w:val="2B6CB0"/>
+          <w:sz w:val="18"/>
+        </w:rPr>
+        <w:t>[Ans: N/A]</w:t>
+      </w:r>
+    </w:p>
+    <w:p>
+      <w:pPr>
+        <w:pStyle w:val="ListBullet"/>
+        <w:spacing w:after="40"/>
+      </w:pPr>
+      <w:r>
+        <w:rPr>
+          <w:b/>
+          <w:sz w:val="18"/>
+        </w:rPr>
+        <w:t xml:space="preserve">[2025 Shift] Q#4 (MCQ): </w:t>
+      </w:r>
+      <w:r>
+        <w:rPr>
+          <w:sz w:val="18"/>
+        </w:rPr>
+        <w:t xml:space="preserve">"Given below are two statements. Statement-I : Adiabatic work done is positive when work is done on the system and internal energy of the sys..."  </w:t>
       </w:r>
       <w:r>
         <w:rPr>
@@ -1067,7 +1067,7 @@
           <w:color w:val="1A365D"/>
           <w:sz w:val="22"/>
         </w:rPr>
-        <w:t>Benchmark Problem 2: KCET 2025 (Q#1)</w:t>
+        <w:t>Benchmark Problem 2: KCET 2026 (Q#2)</w:t>
       </w:r>
     </w:p>
     <w:p>
@@ -1078,7 +1078,7 @@
         <w:rPr>
           <w:sz w:val="20"/>
         </w:rPr>
-        <w:t>Which one of the following reactions has Δ H=Δ U ?</w:t>
+        <w:t>Which of the following is a correct statement for a thermodynamic system?</w:t>
       </w:r>
     </w:p>
     <w:p>
@@ -1090,7 +1090,7 @@
         <w:rPr>
           <w:sz w:val="19"/>
         </w:rPr>
-        <w:t>(A) CaCO_(3)(s)vec(→ ≤ ftarrow)CaO(s)+CO_(2)(g)</w:t>
+        <w:t>(A) The internal energy changes in all processes</w:t>
       </w:r>
     </w:p>
     <w:p>
@@ -1102,7 +1102,7 @@
         <w:rPr>
           <w:sz w:val="19"/>
         </w:rPr>
-        <w:t>(B) C_(6)H_(6)(I)+(15 / 2)O_(2)(g) → 6CO_(2)(g)+3H_(2)O(I)</w:t>
+        <w:t>(B) Internal energy and entropy are state functions</w:t>
       </w:r>
     </w:p>
     <w:p>
@@ -1114,7 +1114,7 @@
         <w:rPr>
           <w:sz w:val="19"/>
         </w:rPr>
-        <w:t>(C) 2HI(g) ⇌ H_(2)(g)+I_(2)(g)</w:t>
+        <w:t>(C) Work is a state function</w:t>
       </w:r>
     </w:p>
     <w:p>
@@ -1126,7 +1126,7 @@
         <w:rPr>
           <w:sz w:val="19"/>
         </w:rPr>
-        <w:t>(D) N_(2)(g)+3H_(2)(g) ⇌ 2NH_(3)(g)</w:t>
+        <w:t>(D) The work done in an adiabatic process is always zero</w:t>
       </w:r>
     </w:p>
     <w:tbl>
@@ -1167,7 +1167,7 @@
               </w:rPr>
               <w:t>Solution Analysis:</w:t>
               <w:br/>
-              <w:t>To determine which reaction has Δ H=Δ U , we use the equation: Δ H=Δ U+Δ n_(g) · RT Where: Δ H is the change in enthalpy. Δ U is the change in internal energy. Δ n_(g) is the change in the number of moles of gas. R is the ideal gas constant. T is the temperature in Kelvin. For the reaction: 2HI_((g)) ⇌ H_(2(g))+I_(2(g)) The change in the number of moles of gas ( Δ n_(g) ) can be calculated as follows: On the reactant side, there are 2 moles of gas. On the product side, there are 1 mole of H_(2) plus 1 mole of I_(2) , totaling 2 moles. Thus, Δ n_(g)=2-2=0 . Since Δ n_(g)=0 , it follows that: Δ H=Δ U Therefore, for this reaction, the change in enthalpy is equal to the change in internal energy.</w:t>
+              <w:t>The correct statement is: Option B: Internal energy and entropy are state functions In thermodynamics, a state function is a quantity whose value depends only on the present state of the system, not on the path followed to reach that state. Internal energy U depends only on the state of the system, such as temperature, pressure, and volume. So it is a state function. Entropy S also depends only on the state of the system. So entropy is also a state function. So, internal energy and entropy are state functions . Now, the other options are not correct: Option A says internal energy changes in all processes. This is not always true. For example, in an isothermal process for an ideal gas, temperature remains constant, so internal energy also remains constant. Thus, Δ U=0 Option C says work is a state function. This is wrong. Work depends on the path followed during the process, so it is a path function , not a state function. Option D says work done in an adiabatic process is always zero. This is also wrong. In an adiabatic process, heat exchanged is zero: q=0 But work may be done. From the first law of thermodynamics, Δ U=q+w For an adiabatic process, Δ U=w So work is not necessarily zero. Hence, the correct answer is: Option B</w:t>
             </w:r>
           </w:p>
         </w:tc>

--- a/data/exports/kcet-thermodynamics_revision_notes.docx
+++ b/data/exports/kcet-thermodynamics_revision_notes.docx
@@ -189,7 +189,7 @@
                 <w:color w:val="2D3748"/>
                 <w:sz w:val="19"/>
               </w:rPr>
-              <w:t>Enthalpy, Hess's Law &amp; Bond Energies</w:t>
+              <w:t>First Law, Enthalpy &amp; Hess's Law</w:t>
             </w:r>
           </w:p>
         </w:tc>
@@ -209,7 +209,7 @@
               <w:rPr>
                 <w:sz w:val="19"/>
               </w:rPr>
-              <w:t>8 PYQs</w:t>
+              <w:t>10 PYQs</w:t>
             </w:r>
           </w:p>
         </w:tc>
@@ -276,7 +276,7 @@
                 <w:color w:val="2D3748"/>
                 <w:sz w:val="19"/>
               </w:rPr>
-              <w:t>Entropy &amp; Gibbs Free Energy Spontaneity</w:t>
+              <w:t>Entropy, Gibbs Free Energy &amp; Spontaneity</w:t>
             </w:r>
           </w:p>
         </w:tc>
@@ -296,7 +296,7 @@
               <w:rPr>
                 <w:sz w:val="19"/>
               </w:rPr>
-              <w:t>6 PYQs</w:t>
+              <w:t>4 PYQs</w:t>
             </w:r>
           </w:p>
         </w:tc>
@@ -317,7 +317,7 @@
                 <w:color w:val="718096"/>
                 <w:sz w:val="19"/>
               </w:rPr>
-              <w:t>Spontaneity</w:t>
+              <w:t>Thermodynamic Spontaneity</w:t>
             </w:r>
           </w:p>
         </w:tc>
@@ -417,7 +417,7 @@
                 <w:color w:val="1A365D"/>
                 <w:sz w:val="19"/>
               </w:rPr>
-              <w:t>Enthalpy, Hess's Law &amp; Bond Energies</w:t>
+              <w:t>First Law, Enthalpy &amp; Hess's Law</w:t>
             </w:r>
           </w:p>
         </w:tc>
@@ -439,7 +439,7 @@
                 <w:color w:val="2D3748"/>
                 <w:sz w:val="19"/>
               </w:rPr>
-              <w:t>\Delta H = \Delta U + \Delta n_g RT, \quad \Delta_r H^\circ = \Sigma \Delta_f H^\circ(\text{products}) - \Sigma \Delta_f H^\circ(\text{reactants})</w:t>
+              <w:t>\\Delta H = \\Delta U + \\Delta n_g RT, \quad \\Delta n_g = \sum n_{g,\text{prod}} - \sum n_{g,\text{react}}, \quad \\Delta H_r = \sum \text{BE}(\text{react}) - \sum \text{BE}(\text{prod})</w:t>
             </w:r>
           </w:p>
         </w:tc>
@@ -463,7 +463,7 @@
                 <w:color w:val="1A365D"/>
                 <w:sz w:val="19"/>
               </w:rPr>
-              <w:t>Entropy &amp; Gibbs Free Energy Spontaneity</w:t>
+              <w:t>Entropy, Gibbs Free Energy &amp; Spontaneity</w:t>
             </w:r>
           </w:p>
         </w:tc>
@@ -485,7 +485,7 @@
                 <w:color w:val="2D3748"/>
                 <w:sz w:val="19"/>
               </w:rPr>
-              <w:t>\Delta G = \Delta H - T\Delta S, \quad \Delta S_{\text{univ}} = \Delta S_{\text{sys}} + \Delta S_{\text{surr}} &gt; 0, \quad \Delta G^\circ = -RT\ln K</w:t>
+              <w:t>\\Delta G = \\Delta H - T\\Delta S, \quad \\Delta G^{\\circ} = -2.303 RT \log_{10} K, \quad \\Delta S_{\text{universe}} = \\Delta S_{\text{sys}} + \\Delta S_{\text{surr}} &gt; 0</w:t>
             </w:r>
           </w:p>
         </w:tc>
@@ -517,7 +517,7 @@
           <w:color w:val="2B6CB0"/>
           <w:sz w:val="24"/>
         </w:rPr>
-        <w:t>3.1 Enthalpy, Hess's Law &amp; Bond Energies (High Yield — 8 PYQs)</w:t>
+        <w:t>3.1 First Law, Enthalpy &amp; Hess's Law (High Yield — 10 PYQs)</w:t>
       </w:r>
     </w:p>
     <w:p>
@@ -532,7 +532,7 @@
         <w:rPr>
           <w:sz w:val="20"/>
         </w:rPr>
-        <w:t>State functions, standard enthalpy of formation, Hess's law of constant heat summation, and bond energy calculations.</w:t>
+        <w:t>First Law Δ U = q + w. Expansion work against constant pressure w = -P_(ext)Δ V. Relation between Δ H and Δ U: Δ H = Δ U + Δ n_g R T. Hess's Law of constant heat summation: overall enthalpy change is independent of intermediate steps. Standard enthalpy of formation of elements in their reference state is defined as zero.</w:t>
       </w:r>
     </w:p>
     <w:tbl>
@@ -570,7 +570,7 @@
                 <w:color w:val="2D3748"/>
                 <w:sz w:val="19"/>
               </w:rPr>
-              <w:t>Standard enthalpy of formation Δ_f H° of pure elements in their standard reference state is strictly ZERO (e.g. O_(2(g)), C_(graphite)).</w:t>
+              <w:t>When calculating Δ n_g, count ONLY gaseous species; completely ignore solids and pure liquids!</w:t>
             </w:r>
           </w:p>
         </w:tc>
@@ -611,7 +611,7 @@
                 <w:color w:val="2D3748"/>
                 <w:sz w:val="19"/>
               </w:rPr>
-              <w:t>When using bond enthalpies: Δ H_(reaction) = Σ BE(bonds broken in reactants) - Σ BE(bonds formed in products).</w:t>
+              <w:t>For reactions with Δ n_g = 0 (e.g. H_2(g) + I_2(g) ⇌ 2HI(g)), Δ H is exactly equal to Δ U.</w:t>
             </w:r>
           </w:p>
         </w:tc>
@@ -667,13 +667,13 @@
           <w:b/>
           <w:sz w:val="18"/>
         </w:rPr>
-        <w:t xml:space="preserve">[2025 Shift] Q#1 (MCQ): </w:t>
+        <w:t xml:space="preserve">[2026 Shift] Q#2 (MCQ): </w:t>
       </w:r>
       <w:r>
         <w:rPr>
           <w:sz w:val="18"/>
         </w:rPr>
-        <w:t xml:space="preserve">"Which one of the following reactions has Δ H=Δ U ?..."  </w:t>
+        <w:t xml:space="preserve">"Which of the following is a correct statement for a thermodynamic system?..."  </w:t>
       </w:r>
       <w:r>
         <w:rPr>
@@ -694,13 +694,13 @@
           <w:b/>
           <w:sz w:val="18"/>
         </w:rPr>
-        <w:t xml:space="preserve">[2025 Shift] Q#2 (MCQ): </w:t>
+        <w:t xml:space="preserve">[2025 Shift] Q#1 (MCQ): </w:t>
       </w:r>
       <w:r>
         <w:rPr>
           <w:sz w:val="18"/>
         </w:rPr>
-        <w:t xml:space="preserve">"Identify the incorrect statements among the following: (a) All enthalpies of fusion are positive (b) The magnitude of enthalpy change does n..."  </w:t>
+        <w:t xml:space="preserve">"Which one of the following reactions has Δ H=Δ U ?..."  </w:t>
       </w:r>
       <w:r>
         <w:rPr>
@@ -725,7 +725,7 @@
           <w:color w:val="2B6CB0"/>
           <w:sz w:val="24"/>
         </w:rPr>
-        <w:t>3.2 Entropy &amp; Gibbs Free Energy Spontaneity (Moderate Yield — 6 PYQs)</w:t>
+        <w:t>3.2 Entropy, Gibbs Free Energy &amp; Spontaneity (Moderate Yield — 4 PYQs)</w:t>
       </w:r>
     </w:p>
     <w:p>
@@ -740,7 +740,7 @@
         <w:rPr>
           <w:sz w:val="20"/>
         </w:rPr>
-        <w:t>Second and third laws of thermodynamics, entropy changes in phase transitions, and Gibbs criteria for spontaneous change.</w:t>
+        <w:t>Gibbs-Helmholtz equation: Δ G = Δ H - TΔ S. Criteria for spontaneity at constant T and P: Δ G &lt; 0 (spontaneous), Δ G = 0 (at equilibrium), Δ G &gt; 0 (non-spontaneous). Spontaneity temperature threshold: T = (Δ H / Δ S). Relation to equilibrium: Δ G° = -RTln K = -2.303 RTlog K.</w:t>
       </w:r>
     </w:p>
     <w:tbl>
@@ -778,7 +778,7 @@
                 <w:color w:val="2D3748"/>
                 <w:sz w:val="19"/>
               </w:rPr>
-              <w:t>For an endothermic reaction (Δ H &gt; 0) with Δ S &gt; 0, the reaction is spontaneous ONLY at HIGH temperatures where T &gt; (Δ H / Δ S).</w:t>
+              <w:t>A reaction with Δ H &gt; 0 (endothermic) can still be spontaneous if Δ S &gt; 0 at sufficiently HIGH temperatures (T &gt; Δ H/Δ S).</w:t>
             </w:r>
           </w:p>
         </w:tc>
@@ -819,7 +819,7 @@
                 <w:color w:val="2D3748"/>
                 <w:sz w:val="19"/>
               </w:rPr>
-              <w:t>At equilibrium: Δ G = 0 \implies T_(equilibrium) = (Δ H / Δ S).</w:t>
+              <w:t>If Δ H &lt; 0 and Δ S &gt; 0, Δ G is negative at ALL temperatures \implies always spontaneous.</w:t>
             </w:r>
           </w:p>
         </w:tc>
@@ -836,33 +836,6 @@
           <w:sz w:val="19"/>
         </w:rPr>
         <w:t>Source PYQs testing this concept:</w:t>
-      </w:r>
-    </w:p>
-    <w:p>
-      <w:pPr>
-        <w:pStyle w:val="ListBullet"/>
-        <w:spacing w:after="40"/>
-      </w:pPr>
-      <w:r>
-        <w:rPr>
-          <w:b/>
-          <w:sz w:val="18"/>
-        </w:rPr>
-        <w:t xml:space="preserve">[2026 Shift] Q#2 (MCQ): </w:t>
-      </w:r>
-      <w:r>
-        <w:rPr>
-          <w:sz w:val="18"/>
-        </w:rPr>
-        <w:t xml:space="preserve">"Which of the following is a correct statement for a thermodynamic system?..."  </w:t>
-      </w:r>
-      <w:r>
-        <w:rPr>
-          <w:b/>
-          <w:color w:val="2B6CB0"/>
-          <w:sz w:val="18"/>
-        </w:rPr>
-        <w:t>[Ans: N/A]</w:t>
       </w:r>
     </w:p>
     <w:p>
@@ -902,13 +875,40 @@
           <w:b/>
           <w:sz w:val="18"/>
         </w:rPr>
-        <w:t xml:space="preserve">[2025 Shift] Q#4 (MCQ): </w:t>
+        <w:t xml:space="preserve">[2023 Shift] Q#2 (MCQ): </w:t>
       </w:r>
       <w:r>
         <w:rPr>
           <w:sz w:val="18"/>
         </w:rPr>
-        <w:t xml:space="preserve">"Given below are two statements. Statement-I : Adiabatic work done is positive when work is done on the system and internal energy of the sys..."  </w:t>
+        <w:t xml:space="preserve">"Temperature of 25°C in Fahrenheit and Kelvin scale respectively are..."  </w:t>
+      </w:r>
+      <w:r>
+        <w:rPr>
+          <w:b/>
+          <w:color w:val="2B6CB0"/>
+          <w:sz w:val="18"/>
+        </w:rPr>
+        <w:t>[Ans: N/A]</w:t>
+      </w:r>
+    </w:p>
+    <w:p>
+      <w:pPr>
+        <w:pStyle w:val="ListBullet"/>
+        <w:spacing w:after="40"/>
+      </w:pPr>
+      <w:r>
+        <w:rPr>
+          <w:b/>
+          <w:sz w:val="18"/>
+        </w:rPr>
+        <w:t xml:space="preserve">[2020 Shift] Q#4 (MCQ): </w:t>
+      </w:r>
+      <w:r>
+        <w:rPr>
+          <w:sz w:val="18"/>
+        </w:rPr>
+        <w:t xml:space="preserve">"When the same quantity of heat is absorbed by a system at two different temperatures T_(1) and T_(2) , such that T_(1)&gt;T_(2) , change ..."  </w:t>
       </w:r>
       <w:r>
         <w:rPr>
@@ -1067,7 +1067,7 @@
           <w:color w:val="1A365D"/>
           <w:sz w:val="22"/>
         </w:rPr>
-        <w:t>Benchmark Problem 2: KCET 2026 (Q#2)</w:t>
+        <w:t>Benchmark Problem 2: KCET 2026 (Q#3)</w:t>
       </w:r>
     </w:p>
     <w:p>
@@ -1078,7 +1078,7 @@
         <w:rPr>
           <w:sz w:val="20"/>
         </w:rPr>
-        <w:t>Which of the following is a correct statement for a thermodynamic system?</w:t>
+        <w:t>A: Entropy of a perfect crystalline solid at absolute zero approaches zero. B: For spontaneity of a reaction, TΔ S&gt;Δ H . Among the two statements given above, identify the correct answer from the options given below.</w:t>
       </w:r>
     </w:p>
     <w:p>
@@ -1090,7 +1090,7 @@
         <w:rPr>
           <w:sz w:val="19"/>
         </w:rPr>
-        <w:t>(A) The internal energy changes in all processes</w:t>
+        <w:t>(A) Both ' A ' and ' B ' are true</w:t>
       </w:r>
     </w:p>
     <w:p>
@@ -1102,7 +1102,7 @@
         <w:rPr>
           <w:sz w:val="19"/>
         </w:rPr>
-        <w:t>(B) Internal energy and entropy are state functions</w:t>
+        <w:t>(B) 'A' is true but 'B' is false</w:t>
       </w:r>
     </w:p>
     <w:p>
@@ -1114,7 +1114,7 @@
         <w:rPr>
           <w:sz w:val="19"/>
         </w:rPr>
-        <w:t>(C) Work is a state function</w:t>
+        <w:t>(C) Both 'A' and 'B' are false</w:t>
       </w:r>
     </w:p>
     <w:p>
@@ -1126,7 +1126,7 @@
         <w:rPr>
           <w:sz w:val="19"/>
         </w:rPr>
-        <w:t>(D) The work done in an adiabatic process is always zero</w:t>
+        <w:t>(D) ' A ' is false but ' B ' is true</w:t>
       </w:r>
     </w:p>
     <w:tbl>
@@ -1167,7 +1167,7 @@
               </w:rPr>
               <w:t>Solution Analysis:</w:t>
               <w:br/>
-              <w:t>The correct statement is: Option B: Internal energy and entropy are state functions In thermodynamics, a state function is a quantity whose value depends only on the present state of the system, not on the path followed to reach that state. Internal energy U depends only on the state of the system, such as temperature, pressure, and volume. So it is a state function. Entropy S also depends only on the state of the system. So entropy is also a state function. So, internal energy and entropy are state functions . Now, the other options are not correct: Option A says internal energy changes in all processes. This is not always true. For example, in an isothermal process for an ideal gas, temperature remains constant, so internal energy also remains constant. Thus, Δ U=0 Option C says work is a state function. This is wrong. Work depends on the path followed during the process, so it is a path function , not a state function. Option D says work done in an adiabatic process is always zero. This is also wrong. In an adiabatic process, heat exchanged is zero: q=0 But work may be done. From the first law of thermodynamics, Δ U=q+w For an adiabatic process, Δ U=w So work is not necessarily zero. Hence, the correct answer is: Option B</w:t>
+              <w:t>Statement A is true. According to the third law of thermodynamics, the entropy of a perfectly crystalline solid at absolute zero, that is at 0K , is taken as zero. So, S=0at0K for a perfect crystalline solid. Statement B is also true. For a reaction to be spontaneous at constant temperature and pressure, Δ G&lt;0 We know, Δ G=Δ H-TΔ S For spontaneity, Δ H-TΔ S&lt;0 So, TΔ S&gt;Δ H Hence, both statements A and B are true. The correct answer is: Option A</w:t>
             </w:r>
           </w:p>
         </w:tc>
